--- a/docs/Prompt/Maintenance/Repo maintain code base prompt.docx
+++ b/docs/Prompt/Maintenance/Repo maintain code base prompt.docx
@@ -606,6 +606,16 @@
       </w:pPr>
     </w:p>
     <w:p>
+      <w:pPr>
+        <w:pStyle w:val="NoSpacing"/>
+      </w:pPr>
+    </w:p>
+    <w:p>
+      <w:pPr>
+        <w:pStyle w:val="NoSpacing"/>
+      </w:pPr>
+    </w:p>
+    <w:p>
       <w:r>
         <w:br w:type="page"/>
       </w:r>
@@ -901,9 +911,818 @@
       </w:pPr>
     </w:p>
     <w:p>
-      <w:pPr>
-        <w:pStyle w:val="NoSpacing"/>
-      </w:pPr>
+      <w:r>
+        <w:br w:type="page"/>
+      </w:r>
+    </w:p>
+    <w:p>
+      <w:pPr>
+        <w:pStyle w:val="NoSpacing"/>
+        <w:pBdr>
+          <w:top w:val="single" w:sz="12" w:space="1" w:color="auto"/>
+          <w:bottom w:val="single" w:sz="12" w:space="1" w:color="auto"/>
+        </w:pBdr>
+      </w:pPr>
+      <w:r>
+        <w:lastRenderedPageBreak/>
+        <w:t>Complex changes only</w:t>
+      </w:r>
+      <w:r>
+        <w:t xml:space="preserve"> version 2.0</w:t>
+      </w:r>
+    </w:p>
+    <w:p>
+      <w:pPr>
+        <w:pStyle w:val="NoSpacing"/>
+      </w:pPr>
+    </w:p>
+    <w:p>
+      <w:pPr>
+        <w:pStyle w:val="NoSpacing"/>
+      </w:pPr>
+      <w:r>
+        <w:t>You are working in this repository and must keep it fully synchronized for every change you make.</w:t>
+      </w:r>
+    </w:p>
+    <w:p>
+      <w:pPr>
+        <w:pStyle w:val="NoSpacing"/>
+      </w:pPr>
+    </w:p>
+    <w:p>
+      <w:pPr>
+        <w:pStyle w:val="NoSpacing"/>
+      </w:pPr>
+      <w:r>
+        <w:t>Do not leave partial updates. Do not make isolated code changes without reviewing and updating every impacted repo artefact. Before finishing, verify that all impacts are understood and that existing functionality, offline build flow, database bootstrap, migrations, loaders, documentation, and tests still work.</w:t>
+      </w:r>
+    </w:p>
+    <w:p>
+      <w:pPr>
+        <w:pStyle w:val="NoSpacing"/>
+      </w:pPr>
+    </w:p>
+    <w:p>
+      <w:pPr>
+        <w:pStyle w:val="NoSpacing"/>
+      </w:pPr>
+      <w:r>
+        <w:t>Mandatory working rules:</w:t>
+      </w:r>
+    </w:p>
+    <w:p>
+      <w:pPr>
+        <w:pStyle w:val="NoSpacing"/>
+      </w:pPr>
+    </w:p>
+    <w:p>
+      <w:pPr>
+        <w:pStyle w:val="NoSpacing"/>
+      </w:pPr>
+      <w:r>
+        <w:t>1. First inspect the repository state and relevant files before editing.</w:t>
+      </w:r>
+    </w:p>
+    <w:p>
+      <w:pPr>
+        <w:pStyle w:val="NoSpacing"/>
+      </w:pPr>
+      <w:r>
+        <w:t>2. Keep changes narrowly scoped to the requested task.</w:t>
+      </w:r>
+    </w:p>
+    <w:p>
+      <w:pPr>
+        <w:pStyle w:val="NoSpacing"/>
+      </w:pPr>
+      <w:r>
+        <w:t>3. Do not revert unrelated user changes.</w:t>
+      </w:r>
+    </w:p>
+    <w:p>
+      <w:pPr>
+        <w:pStyle w:val="NoSpacing"/>
+      </w:pPr>
+      <w:r>
+        <w:t xml:space="preserve">4. If </w:t>
+      </w:r>
+      <w:proofErr w:type="spellStart"/>
+      <w:r>
+        <w:t>behavior</w:t>
+      </w:r>
+      <w:proofErr w:type="spellEnd"/>
+      <w:r>
+        <w:t xml:space="preserve"> changes, update all affected code, tests, scripts, docs, schema files, dependency notes, and offline build guidance in the same task.</w:t>
+      </w:r>
+    </w:p>
+    <w:p>
+      <w:pPr>
+        <w:pStyle w:val="NoSpacing"/>
+      </w:pPr>
+      <w:r>
+        <w:t>5. If you discover a blocker, explain it clearly and do not leave the repo half-updated.</w:t>
+      </w:r>
+    </w:p>
+    <w:p>
+      <w:pPr>
+        <w:pStyle w:val="NoSpacing"/>
+      </w:pPr>
+    </w:p>
+    <w:p>
+      <w:pPr>
+        <w:pStyle w:val="NoSpacing"/>
+      </w:pPr>
+      <w:r>
+        <w:t>Impact Review</w:t>
+      </w:r>
+    </w:p>
+    <w:p>
+      <w:pPr>
+        <w:pStyle w:val="NoSpacing"/>
+      </w:pPr>
+    </w:p>
+    <w:p>
+      <w:pPr>
+        <w:pStyle w:val="NoSpacing"/>
+      </w:pPr>
+      <w:r>
+        <w:t>Before finishing, explicitly review whether the change impacts any of:</w:t>
+      </w:r>
+    </w:p>
+    <w:p>
+      <w:pPr>
+        <w:pStyle w:val="NoSpacing"/>
+      </w:pPr>
+    </w:p>
+    <w:p>
+      <w:pPr>
+        <w:pStyle w:val="NoSpacing"/>
+      </w:pPr>
+      <w:r>
+        <w:t>- `Database Schema/*`</w:t>
+      </w:r>
+    </w:p>
+    <w:p>
+      <w:pPr>
+        <w:pStyle w:val="NoSpacing"/>
+      </w:pPr>
+      <w:r>
+        <w:t>- `Database Schema/migrations/*`</w:t>
+      </w:r>
+    </w:p>
+    <w:p>
+      <w:pPr>
+        <w:pStyle w:val="NoSpacing"/>
+      </w:pPr>
+      <w:r>
+        <w:t>- `Database Schema/data/*`</w:t>
+      </w:r>
+    </w:p>
+    <w:p>
+      <w:pPr>
+        <w:pStyle w:val="NoSpacing"/>
+      </w:pPr>
+      <w:r>
+        <w:t>- `Database Schema/loaders/*`</w:t>
+      </w:r>
+    </w:p>
+    <w:p>
+      <w:pPr>
+        <w:pStyle w:val="NoSpacing"/>
+      </w:pPr>
+      <w:r>
+        <w:t>- `Dependencies/*`</w:t>
+      </w:r>
+    </w:p>
+    <w:p>
+      <w:pPr>
+        <w:pStyle w:val="NoSpacing"/>
+      </w:pPr>
+      <w:r>
+        <w:t>- `Dependencies/application dependencies.txt`</w:t>
+      </w:r>
+    </w:p>
+    <w:p>
+      <w:pPr>
+        <w:pStyle w:val="NoSpacing"/>
+      </w:pPr>
+      <w:r>
+        <w:t>- all `*.</w:t>
+      </w:r>
+      <w:proofErr w:type="spellStart"/>
+      <w:r>
+        <w:t>cmd</w:t>
+      </w:r>
+      <w:proofErr w:type="spellEnd"/>
+      <w:r>
+        <w:t>` files</w:t>
+      </w:r>
+    </w:p>
+    <w:p>
+      <w:pPr>
+        <w:pStyle w:val="NoSpacing"/>
+      </w:pPr>
+      <w:r>
+        <w:t>- `</w:t>
+      </w:r>
+      <w:proofErr w:type="spellStart"/>
+      <w:r>
+        <w:t>DB_config</w:t>
+      </w:r>
+      <w:proofErr w:type="spellEnd"/>
+      <w:r>
+        <w:t>`</w:t>
+      </w:r>
+    </w:p>
+    <w:p>
+      <w:pPr>
+        <w:pStyle w:val="NoSpacing"/>
+      </w:pPr>
+      <w:r>
+        <w:t>- `README.md`</w:t>
+      </w:r>
+    </w:p>
+    <w:p>
+      <w:pPr>
+        <w:pStyle w:val="NoSpacing"/>
+      </w:pPr>
+      <w:r>
+        <w:t>- `Requirements Documentation/*`</w:t>
+      </w:r>
+    </w:p>
+    <w:p>
+      <w:pPr>
+        <w:pStyle w:val="NoSpacing"/>
+      </w:pPr>
+      <w:r>
+        <w:t xml:space="preserve">- package manifests and </w:t>
+      </w:r>
+      <w:proofErr w:type="spellStart"/>
+      <w:r>
+        <w:t>lockfiles</w:t>
+      </w:r>
+      <w:proofErr w:type="spellEnd"/>
+    </w:p>
+    <w:p>
+      <w:pPr>
+        <w:pStyle w:val="NoSpacing"/>
+      </w:pPr>
+      <w:r>
+        <w:t>- offline build/runtime dependency artefacts</w:t>
+      </w:r>
+    </w:p>
+    <w:p>
+      <w:pPr>
+        <w:pStyle w:val="NoSpacing"/>
+      </w:pPr>
+      <w:r>
+        <w:t>- compile, database creation, seed/load, import/mapping, or runtime startup flows</w:t>
+      </w:r>
+    </w:p>
+    <w:p>
+      <w:pPr>
+        <w:pStyle w:val="NoSpacing"/>
+      </w:pPr>
+    </w:p>
+    <w:p>
+      <w:pPr>
+        <w:pStyle w:val="NoSpacing"/>
+      </w:pPr>
+      <w:r>
+        <w:t>If impacted, update the affected files immediately in the same task.</w:t>
+      </w:r>
+    </w:p>
+    <w:p>
+      <w:pPr>
+        <w:pStyle w:val="NoSpacing"/>
+      </w:pPr>
+    </w:p>
+    <w:p>
+      <w:pPr>
+        <w:pStyle w:val="NoSpacing"/>
+      </w:pPr>
+      <w:r>
+        <w:t>Database Rules</w:t>
+      </w:r>
+    </w:p>
+    <w:p>
+      <w:pPr>
+        <w:pStyle w:val="NoSpacing"/>
+      </w:pPr>
+    </w:p>
+    <w:p>
+      <w:pPr>
+        <w:pStyle w:val="NoSpacing"/>
+      </w:pPr>
+      <w:r>
+        <w:t xml:space="preserve">If schema, model, or DB </w:t>
+      </w:r>
+      <w:proofErr w:type="spellStart"/>
+      <w:r>
+        <w:t>behavior</w:t>
+      </w:r>
+      <w:proofErr w:type="spellEnd"/>
+      <w:r>
+        <w:t xml:space="preserve"> changes, update:</w:t>
+      </w:r>
+    </w:p>
+    <w:p>
+      <w:pPr>
+        <w:pStyle w:val="NoSpacing"/>
+      </w:pPr>
+    </w:p>
+    <w:p>
+      <w:pPr>
+        <w:pStyle w:val="NoSpacing"/>
+      </w:pPr>
+      <w:r>
+        <w:t>- `Database Schema/database-</w:t>
+      </w:r>
+      <w:proofErr w:type="spellStart"/>
+      <w:r>
+        <w:t>schema.sql</w:t>
+      </w:r>
+      <w:proofErr w:type="spellEnd"/>
+      <w:r>
+        <w:t>`</w:t>
+      </w:r>
+    </w:p>
+    <w:p>
+      <w:pPr>
+        <w:pStyle w:val="NoSpacing"/>
+      </w:pPr>
+      <w:r>
+        <w:t>- `Database Schema/ERD.md`</w:t>
+      </w:r>
+    </w:p>
+    <w:p>
+      <w:pPr>
+        <w:pStyle w:val="NoSpacing"/>
+      </w:pPr>
+      <w:r>
+        <w:t>- `Database Schema/database-schema-description.txt`</w:t>
+      </w:r>
+    </w:p>
+    <w:p>
+      <w:pPr>
+        <w:pStyle w:val="NoSpacing"/>
+      </w:pPr>
+      <w:r>
+        <w:t>- next numbered migration in `Database Schema/migrations/`</w:t>
+      </w:r>
+    </w:p>
+    <w:p>
+      <w:pPr>
+        <w:pStyle w:val="NoSpacing"/>
+      </w:pPr>
+    </w:p>
+    <w:p>
+      <w:pPr>
+        <w:pStyle w:val="NoSpacing"/>
+      </w:pPr>
+      <w:r>
+        <w:t>If data shape, mapping, seeding, load process, or import logic changes, update as needed:</w:t>
+      </w:r>
+    </w:p>
+    <w:p>
+      <w:pPr>
+        <w:pStyle w:val="NoSpacing"/>
+      </w:pPr>
+    </w:p>
+    <w:p>
+      <w:pPr>
+        <w:pStyle w:val="NoSpacing"/>
+      </w:pPr>
+      <w:r>
+        <w:t>- `Database Schema/migrations/*`</w:t>
+      </w:r>
+    </w:p>
+    <w:p>
+      <w:pPr>
+        <w:pStyle w:val="NoSpacing"/>
+      </w:pPr>
+      <w:r>
+        <w:lastRenderedPageBreak/>
+        <w:t>- `Database Schema/data/*`</w:t>
+      </w:r>
+    </w:p>
+    <w:p>
+      <w:pPr>
+        <w:pStyle w:val="NoSpacing"/>
+      </w:pPr>
+      <w:r>
+        <w:t>- `Database Schema/loaders/*`</w:t>
+      </w:r>
+    </w:p>
+    <w:p>
+      <w:pPr>
+        <w:pStyle w:val="NoSpacing"/>
+      </w:pPr>
+      <w:r>
+        <w:t>- `Database Schema/data-mapping-description.txt`</w:t>
+      </w:r>
+    </w:p>
+    <w:p>
+      <w:pPr>
+        <w:pStyle w:val="NoSpacing"/>
+      </w:pPr>
+    </w:p>
+    <w:p>
+      <w:pPr>
+        <w:pStyle w:val="NoSpacing"/>
+      </w:pPr>
+      <w:r>
+        <w:t xml:space="preserve">Offline Build </w:t>
+      </w:r>
+      <w:proofErr w:type="gramStart"/>
+      <w:r>
+        <w:t>And</w:t>
+      </w:r>
+      <w:proofErr w:type="gramEnd"/>
+      <w:r>
+        <w:t xml:space="preserve"> Dependency Rules</w:t>
+      </w:r>
+    </w:p>
+    <w:p>
+      <w:pPr>
+        <w:pStyle w:val="NoSpacing"/>
+      </w:pPr>
+    </w:p>
+    <w:p>
+      <w:pPr>
+        <w:pStyle w:val="NoSpacing"/>
+      </w:pPr>
+      <w:r>
+        <w:t>The repo must compile and run offline on Windows with no internet access, using only repo-</w:t>
+      </w:r>
+      <w:proofErr w:type="spellStart"/>
+      <w:r>
+        <w:t>vendored</w:t>
+      </w:r>
+      <w:proofErr w:type="spellEnd"/>
+      <w:r>
+        <w:t xml:space="preserve"> artefacts plus explicitly documented external prerequisites.</w:t>
+      </w:r>
+    </w:p>
+    <w:p>
+      <w:pPr>
+        <w:pStyle w:val="NoSpacing"/>
+      </w:pPr>
+    </w:p>
+    <w:p>
+      <w:pPr>
+        <w:pStyle w:val="NoSpacing"/>
+      </w:pPr>
+      <w:r>
+        <w:t>If build/runtime/package/tooling/offline requirements change, update:</w:t>
+      </w:r>
+    </w:p>
+    <w:p>
+      <w:pPr>
+        <w:pStyle w:val="NoSpacing"/>
+      </w:pPr>
+    </w:p>
+    <w:p>
+      <w:pPr>
+        <w:pStyle w:val="NoSpacing"/>
+      </w:pPr>
+      <w:r>
+        <w:t>- `Dependencies/*`</w:t>
+      </w:r>
+    </w:p>
+    <w:p>
+      <w:pPr>
+        <w:pStyle w:val="NoSpacing"/>
+      </w:pPr>
+      <w:r>
+        <w:t>- `Dependencies/application dependencies.txt`</w:t>
+      </w:r>
+    </w:p>
+    <w:p>
+      <w:pPr>
+        <w:pStyle w:val="NoSpacing"/>
+      </w:pPr>
+      <w:r>
+        <w:t>- all affected `*.</w:t>
+      </w:r>
+      <w:proofErr w:type="spellStart"/>
+      <w:r>
+        <w:t>cmd</w:t>
+      </w:r>
+      <w:proofErr w:type="spellEnd"/>
+      <w:r>
+        <w:t>` files</w:t>
+      </w:r>
+    </w:p>
+    <w:p>
+      <w:pPr>
+        <w:pStyle w:val="NoSpacing"/>
+      </w:pPr>
+      <w:r>
+        <w:t>- `CreateDB.cmd`</w:t>
+      </w:r>
+    </w:p>
+    <w:p>
+      <w:pPr>
+        <w:pStyle w:val="NoSpacing"/>
+      </w:pPr>
+      <w:r>
+        <w:t>- `compileApp.cmd`</w:t>
+      </w:r>
+    </w:p>
+    <w:p>
+      <w:pPr>
+        <w:pStyle w:val="NoSpacing"/>
+      </w:pPr>
+      <w:r>
+        <w:t>- `</w:t>
+      </w:r>
+      <w:proofErr w:type="spellStart"/>
+      <w:r>
+        <w:t>DB_config</w:t>
+      </w:r>
+      <w:proofErr w:type="spellEnd"/>
+      <w:r>
+        <w:t>` handling/docs</w:t>
+      </w:r>
+    </w:p>
+    <w:p>
+      <w:pPr>
+        <w:pStyle w:val="NoSpacing"/>
+      </w:pPr>
+      <w:r>
+        <w:t>- `README.md`</w:t>
+      </w:r>
+    </w:p>
+    <w:p>
+      <w:pPr>
+        <w:pStyle w:val="NoSpacing"/>
+      </w:pPr>
+      <w:r>
+        <w:t>- Requirements Documentation</w:t>
+      </w:r>
+    </w:p>
+    <w:p>
+      <w:pPr>
+        <w:pStyle w:val="NoSpacing"/>
+      </w:pPr>
+    </w:p>
+    <w:p>
+      <w:pPr>
+        <w:pStyle w:val="NoSpacing"/>
+      </w:pPr>
+      <w:r>
+        <w:t>Do not introduce internet access into compile scripts. If a required dependency artefact is larger than 100 MB, do not store it in the repo. Instead, update the README/build scripts to require the artefact to be pre-staged, with exact download/setup/validation instructions. The offline scripts must check for the artefact and fail clearly if it is missing.</w:t>
+      </w:r>
+    </w:p>
+    <w:p>
+      <w:pPr>
+        <w:pStyle w:val="NoSpacing"/>
+      </w:pPr>
+    </w:p>
+    <w:p>
+      <w:pPr>
+        <w:pStyle w:val="NoSpacing"/>
+      </w:pPr>
+      <w:r>
+        <w:t>Validation Requirements</w:t>
+      </w:r>
+    </w:p>
+    <w:p>
+      <w:pPr>
+        <w:pStyle w:val="NoSpacing"/>
+      </w:pPr>
+    </w:p>
+    <w:p>
+      <w:pPr>
+        <w:pStyle w:val="NoSpacing"/>
+      </w:pPr>
+      <w:r>
+        <w:t>Run relevant validation before finishing:</w:t>
+      </w:r>
+    </w:p>
+    <w:p>
+      <w:pPr>
+        <w:pStyle w:val="NoSpacing"/>
+      </w:pPr>
+    </w:p>
+    <w:p>
+      <w:pPr>
+        <w:pStyle w:val="NoSpacing"/>
+      </w:pPr>
+      <w:r>
+        <w:t xml:space="preserve">- targeted tests for the changed </w:t>
+      </w:r>
+      <w:proofErr w:type="spellStart"/>
+      <w:r>
+        <w:t>behavior</w:t>
+      </w:r>
+      <w:proofErr w:type="spellEnd"/>
+    </w:p>
+    <w:p>
+      <w:pPr>
+        <w:pStyle w:val="NoSpacing"/>
+      </w:pPr>
+      <w:r>
+        <w:t>- `</w:t>
+      </w:r>
+      <w:proofErr w:type="spellStart"/>
+      <w:r>
+        <w:t>npm</w:t>
+      </w:r>
+      <w:proofErr w:type="spellEnd"/>
+      <w:r>
+        <w:t xml:space="preserve"> test`</w:t>
+      </w:r>
+    </w:p>
+    <w:p>
+      <w:pPr>
+        <w:pStyle w:val="NoSpacing"/>
+      </w:pPr>
+      <w:r>
+        <w:t>- `</w:t>
+      </w:r>
+      <w:proofErr w:type="spellStart"/>
+      <w:r>
+        <w:t>cmd</w:t>
+      </w:r>
+      <w:proofErr w:type="spellEnd"/>
+      <w:r>
+        <w:t xml:space="preserve"> /c CreateDB.cmd` if DB/schema/data/load/mapping </w:t>
+      </w:r>
+      <w:proofErr w:type="spellStart"/>
+      <w:r>
+        <w:t>behavior</w:t>
+      </w:r>
+      <w:proofErr w:type="spellEnd"/>
+      <w:r>
+        <w:t xml:space="preserve"> changed</w:t>
+      </w:r>
+    </w:p>
+    <w:p>
+      <w:pPr>
+        <w:pStyle w:val="NoSpacing"/>
+      </w:pPr>
+      <w:r>
+        <w:t>- `</w:t>
+      </w:r>
+      <w:proofErr w:type="spellStart"/>
+      <w:r>
+        <w:t>cmd</w:t>
+      </w:r>
+      <w:proofErr w:type="spellEnd"/>
+      <w:r>
+        <w:t xml:space="preserve"> /c compileApp.cmd` if app/build/dependency/offline compile </w:t>
+      </w:r>
+      <w:proofErr w:type="spellStart"/>
+      <w:r>
+        <w:t>behavior</w:t>
+      </w:r>
+      <w:proofErr w:type="spellEnd"/>
+      <w:r>
+        <w:t xml:space="preserve"> changed</w:t>
+      </w:r>
+    </w:p>
+    <w:p>
+      <w:pPr>
+        <w:pStyle w:val="NoSpacing"/>
+      </w:pPr>
+      <w:r>
+        <w:t xml:space="preserve">- large-file checks for tracked files and dependency artefacts when offline/dependency </w:t>
+      </w:r>
+      <w:proofErr w:type="spellStart"/>
+      <w:r>
+        <w:t>behavior</w:t>
+      </w:r>
+      <w:proofErr w:type="spellEnd"/>
+      <w:r>
+        <w:t xml:space="preserve"> changes</w:t>
+      </w:r>
+    </w:p>
+    <w:p>
+      <w:pPr>
+        <w:pStyle w:val="NoSpacing"/>
+      </w:pPr>
+      <w:r>
+        <w:t xml:space="preserve">- package snapshot checks if package manifests or </w:t>
+      </w:r>
+      <w:proofErr w:type="spellStart"/>
+      <w:r>
+        <w:t>vendored</w:t>
+      </w:r>
+      <w:proofErr w:type="spellEnd"/>
+      <w:r>
+        <w:t xml:space="preserve"> dependencies are involved</w:t>
+      </w:r>
+    </w:p>
+    <w:p>
+      <w:pPr>
+        <w:pStyle w:val="NoSpacing"/>
+      </w:pPr>
+      <w:r>
+        <w:t>- `git diff --check`</w:t>
+      </w:r>
+    </w:p>
+    <w:p>
+      <w:pPr>
+        <w:pStyle w:val="NoSpacing"/>
+      </w:pPr>
+    </w:p>
+    <w:p>
+      <w:pPr>
+        <w:pStyle w:val="NoSpacing"/>
+      </w:pPr>
+      <w:r>
+        <w:t>If a validation command cannot be run, state exactly why and what risk remains.</w:t>
+      </w:r>
+    </w:p>
+    <w:p>
+      <w:pPr>
+        <w:pStyle w:val="NoSpacing"/>
+      </w:pPr>
+    </w:p>
+    <w:p>
+      <w:pPr>
+        <w:pStyle w:val="NoSpacing"/>
+      </w:pPr>
+      <w:r>
+        <w:t>Final Response Requirements</w:t>
+      </w:r>
+    </w:p>
+    <w:p>
+      <w:pPr>
+        <w:pStyle w:val="NoSpacing"/>
+      </w:pPr>
+    </w:p>
+    <w:p>
+      <w:pPr>
+        <w:pStyle w:val="NoSpacing"/>
+      </w:pPr>
+      <w:r>
+        <w:t>In the final summary, explicitly state:</w:t>
+      </w:r>
+    </w:p>
+    <w:p>
+      <w:pPr>
+        <w:pStyle w:val="NoSpacing"/>
+      </w:pPr>
+    </w:p>
+    <w:p>
+      <w:pPr>
+        <w:pStyle w:val="NoSpacing"/>
+      </w:pPr>
+      <w:r>
+        <w:t>- what changed</w:t>
+      </w:r>
+    </w:p>
+    <w:p>
+      <w:pPr>
+        <w:pStyle w:val="NoSpacing"/>
+      </w:pPr>
+      <w:r>
+        <w:t>- whether Database artefacts were updated, which files, and why</w:t>
+      </w:r>
+    </w:p>
+    <w:p>
+      <w:pPr>
+        <w:pStyle w:val="NoSpacing"/>
+      </w:pPr>
+      <w:r>
+        <w:t>- whether Dependencies/build artefacts were updated, which files, and why</w:t>
+      </w:r>
+    </w:p>
+    <w:p>
+      <w:pPr>
+        <w:pStyle w:val="NoSpacing"/>
+      </w:pPr>
+      <w:r>
+        <w:t>- whether README and Requirements Documentation were updated, which files, and why</w:t>
+      </w:r>
+    </w:p>
+    <w:p>
+      <w:pPr>
+        <w:pStyle w:val="NoSpacing"/>
+      </w:pPr>
+      <w:r>
+        <w:t>- what validation commands were run and their results</w:t>
+      </w:r>
+    </w:p>
+    <w:p>
+      <w:pPr>
+        <w:pStyle w:val="NoSpacing"/>
+      </w:pPr>
+      <w:r>
+        <w:t>- any remaining warnings, skipped checks, or known risks</w:t>
+      </w:r>
+    </w:p>
+    <w:p>
+      <w:pPr>
+        <w:pStyle w:val="NoSpacing"/>
+      </w:pPr>
+      <w:r>
+        <w:lastRenderedPageBreak/>
+        <w:t>- confirmation that no generated secrets, local credential files, or unintended artefacts were tracked</w:t>
+      </w:r>
     </w:p>
     <w:sectPr>
       <w:pgSz w:w="11906" w:h="16838"/>
@@ -1518,7 +2337,6 @@
   <w:style w:type="character" w:default="1" w:styleId="DefaultParagraphFont">
     <w:name w:val="Default Paragraph Font"/>
     <w:uiPriority w:val="1"/>
-    <w:semiHidden/>
     <w:unhideWhenUsed/>
   </w:style>
   <w:style w:type="table" w:default="1" w:styleId="TableNormal">
